--- a/004 项目文档/项目版本通用管理规范.docx
+++ b/004 项目文档/项目版本通用管理规范.docx
@@ -58,7 +58,7 @@
           <w:rFonts w:ascii="等线" w:eastAsia="等线" w:hAnsi="等线"/>
           <w:lang w:eastAsia="zh-CN"/>
         </w:rPr>
-        <w:t>版本：V4.0    日期：2026-08-12    状态：正式发布</w:t>
+        <w:t>版本：V4.1    日期：2026-08-12    状态：正式发布</w:t>
       </w:r>
     </w:p>
     <w:p>
@@ -90,8 +90,7 @@
           <w:color w:val="1A1A2E"/>
           <w:lang w:eastAsia="zh-CN"/>
         </w:rPr>
-        <w:lastRenderedPageBreak/>
-        <w:t>规则</w:t>
+        <w:t>0、规则</w:t>
       </w:r>
     </w:p>
     <w:p>
@@ -130,7 +129,7 @@
         <w:pStyle w:val="1"/>
       </w:pPr>
       <w:r>
-        <w:t>〇、项目代码约定</w:t>
+        <w:t>1、项目代码约定</w:t>
       </w:r>
     </w:p>
     <w:p>
@@ -172,7 +171,7 @@
           <w:color w:val="1A1A2E"/>
           <w:lang w:eastAsia="zh-CN"/>
         </w:rPr>
-        <w:t>一、三个位置的定义</w:t>
+        <w:t>2、三个位置的定义</w:t>
       </w:r>
     </w:p>
     <w:p>
@@ -428,69 +427,59 @@
           <w:rFonts w:ascii="等线" w:eastAsia="等线" w:hAnsi="等线"/>
           <w:lang w:eastAsia="zh-CN"/>
         </w:rPr>
-        <w:t xml:space="preserve">  </w:t>
+        <w:t>服器Dev：DEV 测试环境：/opt/longmarch-dev/ 端口5001 dev.zhichangxuan.com</w:t>
       </w:r>
       <w:r>
         <w:rPr>
           <w:rFonts w:ascii="等线" w:eastAsia="等线" w:hAnsi="等线" w:hint="eastAsia"/>
           <w:lang w:eastAsia="zh-CN"/>
         </w:rPr>
-        <w:t>服器Dev</w:t>
       </w:r>
       <w:r>
         <w:rPr>
           <w:rFonts w:ascii="等线" w:eastAsia="等线" w:hAnsi="等线" w:hint="eastAsia"/>
           <w:lang w:eastAsia="zh-CN"/>
         </w:rPr>
-        <w:t>：</w:t>
-      </w:r>
-      <w:r>
-        <w:rPr>
-          <w:rFonts w:ascii="等线" w:eastAsia="等线" w:hAnsi="等线"/>
-        </w:rPr>
-        <w:t xml:space="preserve">DEV </w:t>
+      </w:r>
+      <w:r>
+        <w:rPr>
+          <w:rFonts w:ascii="等线" w:eastAsia="等线" w:hAnsi="等线"/>
+        </w:rPr>
       </w:r>
       <w:proofErr w:type="spellStart"/>
       <w:r>
         <w:rPr>
           <w:rFonts w:ascii="等线" w:eastAsia="等线" w:hAnsi="等线"/>
         </w:rPr>
-        <w:t>测试环境</w:t>
       </w:r>
       <w:proofErr w:type="spellEnd"/>
       <w:r>
         <w:rPr>
           <w:rFonts w:ascii="等线" w:eastAsia="等线" w:hAnsi="等线"/>
         </w:rPr>
-        <w:t>：/opt/</w:t>
       </w:r>
       <w:proofErr w:type="spellStart"/>
       <w:r>
         <w:rPr>
           <w:rFonts w:ascii="等线" w:eastAsia="等线" w:hAnsi="等线"/>
         </w:rPr>
-        <w:t>longmarch</w:t>
       </w:r>
       <w:proofErr w:type="spellEnd"/>
       <w:r>
         <w:rPr>
           <w:rFonts w:ascii="等线" w:eastAsia="等线" w:hAnsi="等线"/>
         </w:rPr>
-        <w:t>-dev/ 端口5001 dev.zhichangxuan.com</w:t>
-      </w:r>
-      <w:r>
-        <w:rPr>
-          <w:rFonts w:ascii="等线" w:eastAsia="等线" w:hAnsi="等线"/>
-        </w:rPr>
-        <w:br/>
-        <w:t xml:space="preserve"> </w:t>
+      </w:r>
+      <w:r>
+        <w:rPr>
+          <w:rFonts w:ascii="等线" w:eastAsia="等线" w:hAnsi="等线"/>
+        </w:rPr>
       </w:r>
       <w:r>
         <w:rPr>
           <w:rFonts w:ascii="等线" w:eastAsia="等线" w:hAnsi="等线" w:hint="eastAsia"/>
           <w:lang w:eastAsia="zh-CN"/>
         </w:rPr>
-        <w:t>服务器</w:t>
       </w:r>
       <w:proofErr w:type="spellStart"/>
       <w:r>
@@ -498,7 +487,6 @@
           <w:rFonts w:ascii="等线" w:eastAsia="等线" w:hAnsi="等线" w:hint="eastAsia"/>
           <w:lang w:eastAsia="zh-CN"/>
         </w:rPr>
-        <w:t>prd</w:t>
       </w:r>
       <w:proofErr w:type="spellEnd"/>
       <w:r>
@@ -506,55 +494,47 @@
           <w:rFonts w:ascii="等线" w:eastAsia="等线" w:hAnsi="等线" w:hint="eastAsia"/>
           <w:lang w:eastAsia="zh-CN"/>
         </w:rPr>
-        <w:t>：</w:t>
-      </w:r>
-      <w:r>
-        <w:rPr>
-          <w:rFonts w:ascii="等线" w:eastAsia="等线" w:hAnsi="等线"/>
-        </w:rPr>
-        <w:t xml:space="preserve"> PRD </w:t>
+      </w:r>
+      <w:r>
+        <w:rPr>
+          <w:rFonts w:ascii="等线" w:eastAsia="等线" w:hAnsi="等线"/>
+        </w:rPr>
       </w:r>
       <w:proofErr w:type="spellStart"/>
       <w:r>
         <w:rPr>
           <w:rFonts w:ascii="等线" w:eastAsia="等线" w:hAnsi="等线"/>
         </w:rPr>
-        <w:t>生产环境</w:t>
       </w:r>
       <w:proofErr w:type="spellEnd"/>
       <w:r>
         <w:rPr>
           <w:rFonts w:ascii="等线" w:eastAsia="等线" w:hAnsi="等线"/>
         </w:rPr>
-        <w:t>：/opt/</w:t>
       </w:r>
       <w:proofErr w:type="spellStart"/>
       <w:r>
         <w:rPr>
           <w:rFonts w:ascii="等线" w:eastAsia="等线" w:hAnsi="等线"/>
         </w:rPr>
-        <w:t>longmarch</w:t>
       </w:r>
       <w:proofErr w:type="spellEnd"/>
       <w:r>
         <w:rPr>
           <w:rFonts w:ascii="等线" w:eastAsia="等线" w:hAnsi="等线"/>
         </w:rPr>
-        <w:t>-map</w:t>
       </w:r>
       <w:proofErr w:type="gramStart"/>
       <w:r>
         <w:rPr>
           <w:rFonts w:ascii="等线" w:eastAsia="等线" w:hAnsi="等线"/>
         </w:rPr>
-        <w:t>/  端口</w:t>
       </w:r>
       <w:proofErr w:type="gramEnd"/>
       <w:r>
         <w:rPr>
           <w:rFonts w:ascii="等线" w:eastAsia="等线" w:hAnsi="等线"/>
         </w:rPr>
-        <w:t>5000 zhichangxuan.com</w:t>
       </w:r>
     </w:p>
     <w:p>
@@ -564,64 +544,86 @@
         </w:rPr>
       </w:pPr>
       <w:proofErr w:type="spellStart"/>
-      <w:r>
-        <w:rPr>
-          <w:rFonts w:ascii="等线" w:eastAsia="等线" w:hAnsi="等线"/>
-        </w:rPr>
-        <w:t>只有一个</w:t>
-      </w:r>
       <w:proofErr w:type="spellEnd"/>
-      <w:r>
-        <w:rPr>
-          <w:rFonts w:ascii="等线" w:eastAsia="等线" w:hAnsi="等线"/>
-        </w:rPr>
-        <w:t xml:space="preserve"> Git </w:t>
-      </w:r>
       <w:proofErr w:type="spellStart"/>
-      <w:r>
-        <w:rPr>
-          <w:rFonts w:ascii="等线" w:eastAsia="等线" w:hAnsi="等线"/>
-        </w:rPr>
-        <w:t>仓库（longmarch-map</w:t>
-      </w:r>
       <w:proofErr w:type="spellEnd"/>
-      <w:r>
-        <w:rPr>
-          <w:rFonts w:ascii="等线" w:eastAsia="等线" w:hAnsi="等线"/>
-        </w:rPr>
-        <w:t>），</w:t>
-      </w:r>
       <w:proofErr w:type="spellStart"/>
-      <w:r>
-        <w:rPr>
-          <w:rFonts w:ascii="等线" w:eastAsia="等线" w:hAnsi="等线"/>
-        </w:rPr>
-        <w:t>prd</w:t>
-      </w:r>
       <w:proofErr w:type="spellEnd"/>
-      <w:r>
-        <w:rPr>
-          <w:rFonts w:ascii="等线" w:eastAsia="等线" w:hAnsi="等线"/>
-        </w:rPr>
-        <w:t xml:space="preserve"> 和 dev </w:t>
-      </w:r>
       <w:proofErr w:type="spellStart"/>
-      <w:r>
-        <w:rPr>
-          <w:rFonts w:ascii="等线" w:eastAsia="等线" w:hAnsi="等线"/>
-        </w:rPr>
-        <w:t>只是分支</w:t>
-      </w:r>
       <w:proofErr w:type="spellEnd"/>
-      <w:r>
-        <w:rPr>
-          <w:rFonts w:ascii="等线" w:eastAsia="等线" w:hAnsi="等线"/>
-        </w:rPr>
-        <w:t>。</w:t>
+      <w:proofErr w:type="spellStart"/>
+      <w:proofErr w:type="spellEnd"/>
+      <w:proofErr w:type="gramStart"/>
+      <w:proofErr w:type="gramEnd"/>
+      <w:r>
+        <w:t>服务器prd： PRD 生产环境：/opt/longmarch-map/  端口5000 zhichangxuan.com</w:t>
       </w:r>
     </w:p>
     <w:p>
       <w:pPr>
+        <w:rPr>
+          <w:rFonts w:ascii="等线" w:eastAsia="等线" w:hAnsi="等线" w:hint="eastAsia"/>
+        </w:rPr>
+      </w:pPr>
+      <w:proofErr w:type="spellStart"/>
+      <w:r>
+        <w:rPr>
+          <w:rFonts w:ascii="等线" w:eastAsia="等线" w:hAnsi="等线"/>
+        </w:rPr>
+        <w:t>只有一个</w:t>
+      </w:r>
+      <w:proofErr w:type="spellEnd"/>
+      <w:r>
+        <w:rPr>
+          <w:rFonts w:ascii="等线" w:eastAsia="等线" w:hAnsi="等线"/>
+        </w:rPr>
+        <w:t xml:space="preserve"> Git </w:t>
+      </w:r>
+      <w:proofErr w:type="spellStart"/>
+      <w:r>
+        <w:rPr>
+          <w:rFonts w:ascii="等线" w:eastAsia="等线" w:hAnsi="等线"/>
+        </w:rPr>
+        <w:t>仓库（longmarch-map</w:t>
+      </w:r>
+      <w:proofErr w:type="spellEnd"/>
+      <w:r>
+        <w:rPr>
+          <w:rFonts w:ascii="等线" w:eastAsia="等线" w:hAnsi="等线"/>
+        </w:rPr>
+        <w:t>），</w:t>
+      </w:r>
+      <w:proofErr w:type="spellStart"/>
+      <w:r>
+        <w:rPr>
+          <w:rFonts w:ascii="等线" w:eastAsia="等线" w:hAnsi="等线"/>
+        </w:rPr>
+        <w:t>prd</w:t>
+      </w:r>
+      <w:proofErr w:type="spellEnd"/>
+      <w:r>
+        <w:rPr>
+          <w:rFonts w:ascii="等线" w:eastAsia="等线" w:hAnsi="等线"/>
+        </w:rPr>
+        <w:t xml:space="preserve"> 和 dev </w:t>
+      </w:r>
+      <w:proofErr w:type="spellStart"/>
+      <w:r>
+        <w:rPr>
+          <w:rFonts w:ascii="等线" w:eastAsia="等线" w:hAnsi="等线"/>
+        </w:rPr>
+        <w:t>只是分支</w:t>
+      </w:r>
+      <w:proofErr w:type="spellEnd"/>
+      <w:r>
+        <w:rPr>
+          <w:rFonts w:ascii="等线" w:eastAsia="等线" w:hAnsi="等线"/>
+        </w:rPr>
+        <w:t>。</w:t>
+      </w:r>
+    </w:p>
+    <w:p>
+      <w:pPr>
         <w:pStyle w:val="1"/>
         <w:rPr>
           <w:rFonts w:ascii="等线" w:eastAsia="等线" w:hAnsi="等线" w:hint="eastAsia"/>
@@ -633,7 +635,7 @@
           <w:rFonts w:ascii="等线" w:eastAsia="等线" w:hAnsi="等线"/>
           <w:color w:val="1A1A2E"/>
         </w:rPr>
-        <w:t>二、分支策略</w:t>
+        <w:t>3、分支策略</w:t>
       </w:r>
       <w:proofErr w:type="spellEnd"/>
     </w:p>
@@ -648,7 +650,7 @@
           <w:rFonts w:ascii="等线" w:eastAsia="等线" w:hAnsi="等线" w:hint="eastAsia"/>
           <w:lang w:eastAsia="zh-CN"/>
         </w:rPr>
-        <w:t xml:space="preserve">开发分支：本地开发-&gt; 发送到服器Dev 部署验证 -&gt; 验证后 -&gt; commit -&gt; push origin dev </w:t>
+        <w:t>开发分支：本地开发 -&gt; 本地 commit 入库 -&gt; push origin dev（入 hub 库）-&gt; 服器Dev 从 hub 拉取部署验证 -&gt; 验证通过后继续下一轮开发（如有修改再 commit + push）</w:t>
       </w:r>
     </w:p>
     <w:p>
@@ -732,7 +734,7 @@
           <w:color w:val="1A1A2E"/>
           <w:lang w:eastAsia="zh-CN"/>
         </w:rPr>
-        <w:t>三、commit 规范</w:t>
+        <w:t>4、commit 规范</w:t>
       </w:r>
     </w:p>
     <w:p>
@@ -747,7 +749,7 @@
           <w:rFonts w:ascii="等线" w:eastAsia="等线" w:hAnsi="等线"/>
           <w:lang w:eastAsia="zh-CN"/>
         </w:rPr>
-        <w:t>必须 commit：1. 完成功能或修复 bug 后2. 升级 服务器prd 前（确保 DEV 状态已入库）3. 升级 服务器prd 前，先给当前 PRD 版本打&lt;项目代码&gt;prd+版本号+last-good tag格式：&lt;类型&gt;：&lt;做了什么&gt;类型：feat（新功能）fix（修复）chore（杂项）refactor（重构）docs（文档）</w:t>
+        <w:t>4.1 必须 commit 的时机：1. 完成功能或修复 bug 后；2. 升级 服务器prd 前（确保 DEV 状态已入库）；3. 升级 服务器prd 前，先给当前 PRD 版本打 &lt;项目代码&gt;prd+版本号+last-good tag。</w:t>
       </w:r>
       <w:proofErr w:type="spellStart"/>
       <w:r>
@@ -793,6 +795,11 @@
       </w:r>
     </w:p>
     <w:p>
+      <w:r>
+        <w:t>4.2 commit 格式：&lt;类型&gt;：&lt;做了什么&gt;；类型：feat（新功能）、fix（修复）、chore（杂项）、refactor（重构）、docs（文档）。</w:t>
+      </w:r>
+    </w:p>
+    <w:p>
       <w:pPr>
         <w:pStyle w:val="1"/>
         <w:rPr>
@@ -805,7 +812,7 @@
           <w:rFonts w:ascii="等线" w:eastAsia="等线" w:hAnsi="等线"/>
           <w:color w:val="1A1A2E"/>
         </w:rPr>
-        <w:t>四、日常开发工作流</w:t>
+        <w:t>5、日常开发工作流</w:t>
       </w:r>
       <w:proofErr w:type="spellEnd"/>
     </w:p>
@@ -821,7 +828,7 @@
           <w:rFonts w:ascii="等线" w:eastAsia="等线" w:hAnsi="等线"/>
           <w:lang w:eastAsia="zh-CN"/>
         </w:rPr>
-        <w:t>本地开发-&gt; 发送到服器Dev 部署验证 -&gt; 验证后 -&gt; commit -&gt; push origin dev</w:t>
+        <w:t>本地开发 -&gt; 本地 commit 入库 -&gt; push origin dev（入 hub 库）-&gt; 服器Dev 从 hub 拉取部署验证 -&gt; 验证通过后（如有修改再 commit + push）</w:t>
       </w:r>
     </w:p>
     <w:p>
@@ -836,29 +843,33 @@
           <w:rFonts w:ascii="等线" w:eastAsia="等线" w:hAnsi="等线" w:hint="eastAsia"/>
           <w:lang w:eastAsia="zh-CN"/>
         </w:rPr>
-        <w:t>前端、后端python都在本地更改，本地初步验证，本地验证后，拉到服器Dev测试，测试有问题继续本地修改，测试通过commit。</w:t>
+        <w:t>前端、后端 python 都在本地更改，本地初步验证；本地验证后 commit 入库并 push origin dev（入 hub 库），服器Dev 从 hub 拉取测试；测试有问题继续本地修改（重复 commit + push），测试通过即完成本轮。</w:t>
       </w:r>
     </w:p>
     <w:p>
-      <w:pPr>
-        <w:pStyle w:val="1"/>
-        <w:rPr>
-          <w:rFonts w:ascii="等线" w:eastAsia="等线" w:hAnsi="等线" w:hint="eastAsia"/>
-          <w:lang w:eastAsia="zh-CN"/>
-        </w:rPr>
-      </w:pPr>
-      <w:r>
-        <w:rPr>
-          <w:rFonts w:ascii="等线" w:eastAsia="等线" w:hAnsi="等线"/>
-          <w:color w:val="1A1A2E"/>
-          <w:lang w:eastAsia="zh-CN"/>
-        </w:rPr>
-        <w:lastRenderedPageBreak/>
-        <w:t>五、生产升级流程</w:t>
+      <w:r>
+        <w:t>本地无法直连 hub 时的兜底（github.com:443 不通）：本地 commit 后 git format-patch 生成 patch -&gt; scp 传到服务器 -&gt; 服务器 git am 入库 -&gt; 服务器 push origin dev 入 hub。hub 入库后所有机器（服器Dev / 服务器prd / 其他协作机）均从 hub 拉取；中转后本地需 pull 同步保持一致。</w:t>
       </w:r>
     </w:p>
     <w:p>
       <w:pPr>
+        <w:pStyle w:val="1"/>
+        <w:rPr>
+          <w:rFonts w:ascii="等线" w:eastAsia="等线" w:hAnsi="等线" w:hint="eastAsia"/>
+          <w:lang w:eastAsia="zh-CN"/>
+        </w:rPr>
+      </w:pPr>
+      <w:r>
+        <w:rPr>
+          <w:rFonts w:ascii="等线" w:eastAsia="等线" w:hAnsi="等线"/>
+          <w:color w:val="1A1A2E"/>
+          <w:lang w:eastAsia="zh-CN"/>
+        </w:rPr>
+        <w:t>6、生产升级流程</w:t>
+      </w:r>
+    </w:p>
+    <w:p>
+      <w:pPr>
         <w:rPr>
           <w:rFonts w:ascii="等线" w:eastAsia="等线" w:hAnsi="等线" w:hint="eastAsia"/>
           <w:color w:val="FF0000"/>
@@ -870,21 +881,19 @@
           <w:rFonts w:ascii="等线" w:eastAsia="等线" w:hAnsi="等线"/>
           <w:lang w:eastAsia="zh-CN"/>
         </w:rPr>
-        <w:t>5.1 备份</w:t>
+        <w:t>6.1 备份生产（升级前必须执行）</w:t>
       </w:r>
       <w:r>
         <w:rPr>
           <w:rFonts w:ascii="等线" w:eastAsia="等线" w:hAnsi="等线" w:hint="eastAsia"/>
           <w:lang w:eastAsia="zh-CN"/>
         </w:rPr>
-        <w:t>生产</w:t>
-      </w:r>
-      <w:r>
-        <w:rPr>
-          <w:rFonts w:ascii="等线" w:eastAsia="等线" w:hAnsi="等线"/>
-          <w:lang w:eastAsia="zh-CN"/>
-        </w:rPr>
-        <w:t>（升级前必须执行）</w:t>
+      </w:r>
+      <w:r>
+        <w:rPr>
+          <w:rFonts w:ascii="等线" w:eastAsia="等线" w:hAnsi="等线"/>
+          <w:lang w:eastAsia="zh-CN"/>
+        </w:rPr>
       </w:r>
     </w:p>
     <w:p>
@@ -942,14 +951,13 @@
           <w:rFonts w:ascii="等线" w:eastAsia="等线" w:hAnsi="等线"/>
           <w:lang w:eastAsia="zh-CN"/>
         </w:rPr>
-        <w:t xml:space="preserve">5.2 </w:t>
+        <w:t>6.2 入库 dev</w:t>
       </w:r>
       <w:r>
         <w:rPr>
           <w:rFonts w:ascii="等线" w:eastAsia="等线" w:hAnsi="等线" w:hint="eastAsia"/>
           <w:lang w:eastAsia="zh-CN"/>
         </w:rPr>
-        <w:t>入库dev</w:t>
       </w:r>
     </w:p>
     <w:p>
@@ -1067,7 +1075,7 @@
           <w:rFonts w:ascii="等线" w:eastAsia="等线" w:hAnsi="等线" w:hint="eastAsia"/>
           <w:lang w:eastAsia="zh-CN"/>
         </w:rPr>
-        <w:t>5.3  生产部署</w:t>
+        <w:t>6.3 生产部署</w:t>
       </w:r>
     </w:p>
     <w:p>
@@ -1179,28 +1187,25 @@
           <w:rFonts w:ascii="等线" w:eastAsia="等线" w:hAnsi="等线"/>
           <w:lang w:eastAsia="zh-CN"/>
         </w:rPr>
-        <w:t>5.</w:t>
+        <w:t>6.4 运行</w:t>
       </w:r>
       <w:r>
         <w:rPr>
           <w:rFonts w:ascii="等线" w:eastAsia="等线" w:hAnsi="等线" w:hint="eastAsia"/>
           <w:lang w:eastAsia="zh-CN"/>
         </w:rPr>
-        <w:t>4</w:t>
-      </w:r>
-      <w:r>
-        <w:rPr>
-          <w:rFonts w:ascii="等线" w:eastAsia="等线" w:hAnsi="等线"/>
-          <w:lang w:eastAsia="zh-CN"/>
-        </w:rPr>
-        <w:t xml:space="preserve"> </w:t>
+      </w:r>
+      <w:r>
+        <w:rPr>
+          <w:rFonts w:ascii="等线" w:eastAsia="等线" w:hAnsi="等线"/>
+          <w:lang w:eastAsia="zh-CN"/>
+        </w:rPr>
       </w:r>
       <w:r>
         <w:rPr>
           <w:rFonts w:ascii="等线" w:eastAsia="等线" w:hAnsi="等线" w:hint="eastAsia"/>
           <w:lang w:eastAsia="zh-CN"/>
         </w:rPr>
-        <w:t>运行  无故障就正常运行。有非致命bug，记录、提变更，等待下一版本升级更改。严重bug时走“失败回滚流程”。</w:t>
       </w:r>
     </w:p>
     <w:p>
@@ -1217,7 +1222,7 @@
           <w:color w:val="1A1A2E"/>
           <w:lang w:eastAsia="zh-CN"/>
         </w:rPr>
-        <w:t>六、</w:t>
+        <w:t>7、失败回滚流程</w:t>
       </w:r>
       <w:proofErr w:type="gramStart"/>
       <w:r>
@@ -1226,7 +1231,6 @@
           <w:color w:val="1A1A2E"/>
           <w:lang w:eastAsia="zh-CN"/>
         </w:rPr>
-        <w:t>失败回滚</w:t>
       </w:r>
       <w:proofErr w:type="gramEnd"/>
       <w:r>
@@ -1235,7 +1239,6 @@
           <w:color w:val="1A1A2E"/>
           <w:lang w:eastAsia="zh-CN"/>
         </w:rPr>
-        <w:t>流程</w:t>
       </w:r>
     </w:p>
     <w:p>
@@ -1272,28 +1275,25 @@
         <w:rPr>
           <w:rFonts w:ascii="等线" w:eastAsia="等线" w:hAnsi="等线"/>
         </w:rPr>
-        <w:t xml:space="preserve">第 1 </w:t>
+        <w:t>7.1 保护 DEV 进度</w:t>
       </w:r>
       <w:proofErr w:type="spellStart"/>
       <w:r>
         <w:rPr>
           <w:rFonts w:ascii="等线" w:eastAsia="等线" w:hAnsi="等线"/>
         </w:rPr>
-        <w:t>步：保护</w:t>
       </w:r>
       <w:proofErr w:type="spellEnd"/>
       <w:r>
         <w:rPr>
           <w:rFonts w:ascii="等线" w:eastAsia="等线" w:hAnsi="等线"/>
         </w:rPr>
-        <w:t xml:space="preserve"> DEV </w:t>
       </w:r>
       <w:proofErr w:type="spellStart"/>
       <w:r>
         <w:rPr>
           <w:rFonts w:ascii="等线" w:eastAsia="等线" w:hAnsi="等线"/>
         </w:rPr>
-        <w:t>进度</w:t>
       </w:r>
       <w:proofErr w:type="spellEnd"/>
     </w:p>
@@ -1406,63 +1406,55 @@
         <w:rPr>
           <w:rFonts w:ascii="等线" w:eastAsia="等线" w:hAnsi="等线"/>
         </w:rPr>
-        <w:t xml:space="preserve">第 2 </w:t>
+        <w:t>7.2 服务器prd 代码复制到 服器Dev（cp 操作，不是 git）</w:t>
       </w:r>
       <w:proofErr w:type="spellStart"/>
       <w:r>
         <w:rPr>
           <w:rFonts w:ascii="等线" w:eastAsia="等线" w:hAnsi="等线"/>
         </w:rPr>
-        <w:t>步：服务器prd</w:t>
       </w:r>
       <w:proofErr w:type="spellEnd"/>
       <w:r>
         <w:rPr>
           <w:rFonts w:ascii="等线" w:eastAsia="等线" w:hAnsi="等线"/>
         </w:rPr>
-        <w:t xml:space="preserve"> </w:t>
       </w:r>
       <w:proofErr w:type="spellStart"/>
       <w:r>
         <w:rPr>
           <w:rFonts w:ascii="等线" w:eastAsia="等线" w:hAnsi="等线"/>
         </w:rPr>
-        <w:t>代码复制到</w:t>
       </w:r>
       <w:proofErr w:type="spellEnd"/>
       <w:r>
         <w:rPr>
           <w:rFonts w:ascii="等线" w:eastAsia="等线" w:hAnsi="等线"/>
         </w:rPr>
-        <w:t xml:space="preserve"> </w:t>
       </w:r>
       <w:proofErr w:type="spellStart"/>
       <w:r>
         <w:rPr>
           <w:rFonts w:ascii="等线" w:eastAsia="等线" w:hAnsi="等线"/>
         </w:rPr>
-        <w:t>服器Dev（cp</w:t>
       </w:r>
       <w:proofErr w:type="spellEnd"/>
       <w:r>
         <w:rPr>
           <w:rFonts w:ascii="等线" w:eastAsia="等线" w:hAnsi="等线"/>
         </w:rPr>
-        <w:t xml:space="preserve"> </w:t>
       </w:r>
       <w:proofErr w:type="spellStart"/>
       <w:r>
         <w:rPr>
           <w:rFonts w:ascii="等线" w:eastAsia="等线" w:hAnsi="等线"/>
         </w:rPr>
-        <w:t>操作，不是</w:t>
       </w:r>
       <w:proofErr w:type="spellEnd"/>
       <w:r>
         <w:rPr>
           <w:rFonts w:ascii="等线" w:eastAsia="等线" w:hAnsi="等线"/>
         </w:rPr>
-        <w:t xml:space="preserve"> git）</w:t>
       </w:r>
     </w:p>
     <w:p>
@@ -1788,28 +1780,25 @@
         <w:rPr>
           <w:rFonts w:ascii="等线" w:eastAsia="等线" w:hAnsi="等线"/>
         </w:rPr>
-        <w:t xml:space="preserve">第 3 </w:t>
+        <w:t>7.3 PRD 回滚止损</w:t>
       </w:r>
       <w:proofErr w:type="spellStart"/>
       <w:r>
         <w:rPr>
           <w:rFonts w:ascii="等线" w:eastAsia="等线" w:hAnsi="等线"/>
         </w:rPr>
-        <w:t>步：PRD</w:t>
       </w:r>
       <w:proofErr w:type="spellEnd"/>
       <w:r>
         <w:rPr>
           <w:rFonts w:ascii="等线" w:eastAsia="等线" w:hAnsi="等线"/>
         </w:rPr>
-        <w:t xml:space="preserve"> </w:t>
       </w:r>
       <w:proofErr w:type="spellStart"/>
       <w:r>
         <w:rPr>
           <w:rFonts w:ascii="等线" w:eastAsia="等线" w:hAnsi="等线"/>
         </w:rPr>
-        <w:t>回滚止损</w:t>
       </w:r>
       <w:proofErr w:type="spellEnd"/>
     </w:p>
@@ -1897,7 +1886,7 @@
           <w:color w:val="1A1A2E"/>
           <w:lang w:eastAsia="zh-CN"/>
         </w:rPr>
-        <w:t>七、版本号与 Tag 规范</w:t>
+        <w:t>8、版本号与 Tag 规范</w:t>
       </w:r>
     </w:p>
     <w:p>
@@ -1989,7 +1978,7 @@
           <w:rFonts w:ascii="等线" w:eastAsia="等线" w:hAnsi="等线"/>
           <w:color w:val="1A1A2E"/>
         </w:rPr>
-        <w:t>八、CHANGELOG</w:t>
+        <w:t>9、CHANGELOG 维护规则</w:t>
       </w:r>
       <w:proofErr w:type="spellEnd"/>
       <w:r>
@@ -1997,7 +1986,6 @@
           <w:rFonts w:ascii="等线" w:eastAsia="等线" w:hAnsi="等线"/>
           <w:color w:val="1A1A2E"/>
         </w:rPr>
-        <w:t xml:space="preserve"> </w:t>
       </w:r>
       <w:proofErr w:type="spellStart"/>
       <w:r>
@@ -2005,7 +1993,6 @@
           <w:rFonts w:ascii="等线" w:eastAsia="等线" w:hAnsi="等线"/>
           <w:color w:val="1A1A2E"/>
         </w:rPr>
-        <w:t>维护规则</w:t>
       </w:r>
       <w:proofErr w:type="spellEnd"/>
     </w:p>
